--- a/Pouncity Pilot - Ticket Breakdown.docx
+++ b/Pouncity Pilot - Ticket Breakdown.docx
@@ -24,7 +24,7 @@
         <w:pStyle w:val="Heading1"/>
       </w:pPr>
       <w:r>
-        <w:t>01: Account creation + Passport creation (core fields)</w:t>
+        <w:t>01: Account creation + Diary creation (core fields)</w:t>
       </w:r>
     </w:p>
     <w:p>
@@ -72,7 +72,7 @@
           <w:b w:val="0"/>
           <w:i w:val="0"/>
         </w:rPr>
-        <w:t>User signs up via email magic link or Google, creates a passport with required fields (name, species, breed, age/birthdate, weight, photo), and views it. This is the foundation slice everything else attaches to.</w:t>
+        <w:t>User signs up via email magic link or Google, creates a diary with required fields (name, species, breed, age/birthdate, weight, photo), and views it. This is the foundation slice everything else attaches to.</w:t>
       </w:r>
     </w:p>
     <w:p>
@@ -113,7 +113,7 @@
         <w:pStyle w:val="ListBullet"/>
       </w:pPr>
       <w:r>
-        <w:t>☐ After first login, user is prompted to create a passport with name, species, breed, age/birthdate, weight, and photo</w:t>
+        <w:t>☐ After first login, user is prompted to create a diary with name, species, breed, age/birthdate, weight, and photo</w:t>
       </w:r>
     </w:p>
     <w:p>
@@ -121,7 +121,7 @@
         <w:pStyle w:val="ListBullet"/>
       </w:pPr>
       <w:r>
-        <w:t>☐ Passport cannot be created without all required fields present</w:t>
+        <w:t>☐ Diary cannot be created without all required fields present</w:t>
       </w:r>
     </w:p>
     <w:p>
@@ -129,7 +129,7 @@
         <w:pStyle w:val="ListBullet"/>
       </w:pPr>
       <w:r>
-        <w:t>☐ User can view their created passport after creation</w:t>
+        <w:t>☐ User can view their created diary after creation</w:t>
       </w:r>
     </w:p>
     <w:p>
@@ -137,7 +137,7 @@
         <w:pStyle w:val="ListBullet"/>
       </w:pPr>
       <w:r>
-        <w:t>☐ Returning user logs in and sees their existing passport without re-entering data</w:t>
+        <w:t>☐ Returning user logs in and sees their existing diary without re-entering data</w:t>
       </w:r>
     </w:p>
     <w:p/>
@@ -146,7 +146,7 @@
         <w:pStyle w:val="Heading1"/>
       </w:pPr>
       <w:r>
-        <w:t>02: Complete-passport nudge + optional fields</w:t>
+        <w:t>02: Complete-diary nudge + optional fields</w:t>
       </w:r>
     </w:p>
     <w:p>
@@ -194,7 +194,7 @@
           <w:b w:val="0"/>
           <w:i w:val="0"/>
         </w:rPr>
-        <w:t>User sees a “complete your passport” prompt and can add quirks and vet contact info; passport reflects completeness.</w:t>
+        <w:t>User sees a “complete your diary” prompt and can add quirks and vet contact info; diary reflects completeness.</w:t>
       </w:r>
     </w:p>
     <w:p>
@@ -219,7 +219,7 @@
         <w:pStyle w:val="ListBullet"/>
       </w:pPr>
       <w:r>
-        <w:t>☐ After passport creation, user sees a visible “complete your passport” progress indicator</w:t>
+        <w:t>☐ After diary creation, user sees a visible “complete your diary” progress indicator</w:t>
       </w:r>
     </w:p>
     <w:p>
@@ -308,7 +308,7 @@
           <w:b w:val="0"/>
           <w:i w:val="0"/>
         </w:rPr>
-        <w:t>User requests a diet plan from breed/age/weight/current food; sees the LLM-generated plan with disclaimer attached to their passport.</w:t>
+        <w:t>User requests a diet plan from breed/age/weight/current food; sees the LLM-generated plan with disclaimer attached to their diary.</w:t>
       </w:r>
     </w:p>
     <w:p>
@@ -333,7 +333,7 @@
         <w:pStyle w:val="ListBullet"/>
       </w:pPr>
       <w:r>
-        <w:t>☐ User can request a diet plan for their passport</w:t>
+        <w:t>☐ User can request a diet plan for their diary</w:t>
       </w:r>
     </w:p>
     <w:p>
@@ -357,7 +357,7 @@
         <w:pStyle w:val="ListBullet"/>
       </w:pPr>
       <w:r>
-        <w:t>☐ Generated plan is saved to the passport and viewable again later</w:t>
+        <w:t>☐ Generated plan is saved to the diary and viewable again later</w:t>
       </w:r>
     </w:p>
     <w:p>
@@ -561,7 +561,7 @@
         <w:pStyle w:val="ListBullet"/>
       </w:pPr>
       <w:r>
-        <w:t>☐ User can request a grooming guide for their passport</w:t>
+        <w:t>☐ User can request a grooming guide for their diary</w:t>
       </w:r>
     </w:p>
     <w:p>
@@ -593,7 +593,7 @@
         <w:pStyle w:val="ListBullet"/>
       </w:pPr>
       <w:r>
-        <w:t>☐ Guide is saved to the passport and viewable again later</w:t>
+        <w:t>☐ Guide is saved to the diary and viewable again later</w:t>
       </w:r>
     </w:p>
     <w:p/>
@@ -650,7 +650,7 @@
           <w:b w:val="0"/>
           <w:i w:val="0"/>
         </w:rPr>
-        <w:t>Owner generates a shareable link; a recipient opens it in a fresh browser with no account and sees the full passport read-only.</w:t>
+        <w:t>Owner generates a shareable link; a recipient opens it in a fresh browser with no account and sees the full diary read-only.</w:t>
       </w:r>
     </w:p>
     <w:p>
@@ -675,7 +675,7 @@
         <w:pStyle w:val="ListBullet"/>
       </w:pPr>
       <w:r>
-        <w:t>☐ Owner can generate a shareable link/code for their passport</w:t>
+        <w:t>☐ Owner can generate a shareable link/code for their diary</w:t>
       </w:r>
     </w:p>
     <w:p>
@@ -691,7 +691,7 @@
         <w:pStyle w:val="ListBullet"/>
       </w:pPr>
       <w:r>
-        <w:t>☐ Opening the link in a browser with no account shows the full passport read-only</w:t>
+        <w:t>☐ Opening the link in a browser with no account shows the full diary read-only</w:t>
       </w:r>
     </w:p>
     <w:p>
@@ -805,7 +805,7 @@
         <w:pStyle w:val="ListBullet"/>
       </w:pPr>
       <w:r>
-        <w:t>☐ Once revoked, the link immediately stops returning passport data</w:t>
+        <w:t>☐ Once revoked, the link immediately stops returning diary data</w:t>
       </w:r>
     </w:p>
     <w:p>
@@ -870,7 +870,7 @@
           <w:b w:val="0"/>
           <w:i w:val="0"/>
         </w:rPr>
-        <w:t>A recipient who wants to log tracking or get reminders creates an account tied to the passport and gains that capability (not full owner rights).</w:t>
+        <w:t>A recipient who wants to log tracking or get reminders creates an account tied to the diary and gains that capability (not full owner rights).</w:t>
       </w:r>
     </w:p>
     <w:p>
@@ -895,7 +895,7 @@
         <w:pStyle w:val="ListBullet"/>
       </w:pPr>
       <w:r>
-        <w:t>☐ A recipient viewing a passport via the link can choose to sign up</w:t>
+        <w:t>☐ A recipient viewing a diary via the link can choose to sign up</w:t>
       </w:r>
     </w:p>
     <w:p>
@@ -903,7 +903,7 @@
         <w:pStyle w:val="ListBullet"/>
       </w:pPr>
       <w:r>
-        <w:t>☐ Signing up associates the recipient's account with that specific passport</w:t>
+        <w:t>☐ Signing up associates the recipient's account with that specific diary</w:t>
       </w:r>
     </w:p>
     <w:p>
@@ -919,7 +919,7 @@
         <w:pStyle w:val="ListBullet"/>
       </w:pPr>
       <w:r>
-        <w:t>☐ Once signed up, the recipient can opt into reminders for that passport</w:t>
+        <w:t>☐ Once signed up, the recipient can opt into reminders for that diary</w:t>
       </w:r>
     </w:p>
     <w:p>
@@ -1139,7 +1139,7 @@
         <w:pStyle w:val="ListBullet"/>
       </w:pPr>
       <w:r>
-        <w:t>☐ “Daily tracking tap” event fires exactly once per day per passport</w:t>
+        <w:t>☐ “Daily tracking tap” event fires exactly once per day per diary</w:t>
       </w:r>
     </w:p>
     <w:p>
